--- a/public/fun/forms/이력서_회계·재무_10_JSONResume형.docx
+++ b/public/fun/forms/이력서_회계·재무_10_JSONResume형.docx
@@ -345,7 +345,7 @@
           <w:color w:val="5A6167"/>
           <w:sz w:val="17"/>
         </w:rPr>
-        <w:t>certificates</w:t>
+        <w:t>education</w:t>
       </w:r>
       <w:r>
         <w:rPr>
@@ -354,7 +354,7 @@
           <w:color w:val="34383D"/>
           <w:sz w:val="22"/>
         </w:rPr>
-        <w:t xml:space="preserve">   자격 · 면허</w:t>
+        <w:t xml:space="preserve">   학 력</w:t>
       </w:r>
     </w:p>
     <w:tbl>
@@ -380,9 +380,8 @@
       </w:tblPr>
       <w:tblGrid>
         <w:gridCol w:w="2070"/>
-        <w:gridCol w:w="2760"/>
-        <w:gridCol w:w="2760"/>
-        <w:gridCol w:w="2760"/>
+        <w:gridCol w:w="4140"/>
+        <w:gridCol w:w="4140"/>
       </w:tblGrid>
       <w:tr>
         <w:trPr>
@@ -406,13 +405,13 @@
                 <w:color w:val="34383D"/>
                 <w:sz w:val="19"/>
               </w:rPr>
-              <w:t>취득일</w:t>
+              <w:t>기 간</w:t>
             </w:r>
           </w:p>
         </w:tc>
         <w:tc>
           <w:tcPr>
-            <w:tcW w:type="dxa" w:w="2760"/>
+            <w:tcW w:type="dxa" w:w="4140"/>
             <w:shd w:val="clear" w:color="auto" w:fill="F3F4F4"/>
             <w:vAlign w:val="center"/>
           </w:tcPr>
@@ -427,13 +426,13 @@
                 <w:color w:val="34383D"/>
                 <w:sz w:val="19"/>
               </w:rPr>
-              <w:t>자격명</w:t>
+              <w:t>학교명</w:t>
             </w:r>
           </w:p>
         </w:tc>
         <w:tc>
           <w:tcPr>
-            <w:tcW w:type="dxa" w:w="2760"/>
+            <w:tcW w:type="dxa" w:w="4140"/>
             <w:shd w:val="clear" w:color="auto" w:fill="F3F4F4"/>
             <w:vAlign w:val="center"/>
           </w:tcPr>
@@ -448,28 +447,70 @@
                 <w:color w:val="34383D"/>
                 <w:sz w:val="19"/>
               </w:rPr>
-              <w:t>발급 기관</w:t>
+              <w:t>전공 / 학점</w:t>
+            </w:r>
+          </w:p>
+        </w:tc>
+      </w:tr>
+      <w:tr>
+        <w:trPr>
+          <w:trHeight w:val="465" w:hRule="atLeast"/>
+          <w:cantSplit/>
+        </w:trPr>
+        <w:tc>
+          <w:tcPr>
+            <w:tcW w:type="dxa" w:w="2070"/>
+            <w:vAlign w:val="center"/>
+          </w:tcPr>
+          <w:p>
+            <w:pPr>
+              <w:spacing w:before="0" w:after="0"/>
+              <w:jc w:val="left"/>
+            </w:pPr>
+            <w:r>
+              <w:rPr>
+                <w:color w:val="A9B0B8"/>
+                <w:sz w:val="16"/>
+              </w:rPr>
+              <w:t>예) 2022.03 ~ 2024.02</w:t>
             </w:r>
           </w:p>
         </w:tc>
         <w:tc>
           <w:tcPr>
-            <w:tcW w:type="dxa" w:w="2760"/>
-            <w:shd w:val="clear" w:color="auto" w:fill="F3F4F4"/>
+            <w:tcW w:type="dxa" w:w="4140"/>
             <w:vAlign w:val="center"/>
           </w:tcPr>
           <w:p>
             <w:pPr>
               <w:spacing w:before="0" w:after="0"/>
-              <w:jc w:val="center"/>
+              <w:jc w:val="left"/>
             </w:pPr>
             <w:r>
               <w:rPr>
-                <w:b/>
-                <w:color w:val="34383D"/>
-                <w:sz w:val="19"/>
+                <w:color w:val="A9B0B8"/>
+                <w:sz w:val="16"/>
               </w:rPr>
-              <w:t>급 수 · 점수</w:t>
+              <w:t>○○대학교</w:t>
+            </w:r>
+          </w:p>
+        </w:tc>
+        <w:tc>
+          <w:tcPr>
+            <w:tcW w:type="dxa" w:w="4140"/>
+            <w:vAlign w:val="center"/>
+          </w:tcPr>
+          <w:p>
+            <w:pPr>
+              <w:spacing w:before="0" w:after="0"/>
+              <w:jc w:val="left"/>
+            </w:pPr>
+            <w:r>
+              <w:rPr>
+                <w:color w:val="A9B0B8"/>
+                <w:sz w:val="16"/>
+              </w:rPr>
+              <w:t>○○학과 (3.8/4.5)</w:t>
             </w:r>
           </w:p>
         </w:tc>
@@ -488,89 +529,14 @@
         </w:tc>
         <w:tc>
           <w:tcPr>
-            <w:tcW w:type="dxa" w:w="2760"/>
+            <w:tcW w:type="dxa" w:w="4140"/>
             <w:vAlign w:val="center"/>
           </w:tcPr>
           <w:p/>
         </w:tc>
         <w:tc>
           <w:tcPr>
-            <w:tcW w:type="dxa" w:w="2760"/>
-            <w:vAlign w:val="center"/>
-          </w:tcPr>
-          <w:p/>
-        </w:tc>
-        <w:tc>
-          <w:tcPr>
-            <w:tcW w:type="dxa" w:w="2760"/>
-            <w:vAlign w:val="center"/>
-          </w:tcPr>
-          <w:p/>
-        </w:tc>
-      </w:tr>
-      <w:tr>
-        <w:trPr>
-          <w:trHeight w:val="465" w:hRule="atLeast"/>
-          <w:cantSplit/>
-        </w:trPr>
-        <w:tc>
-          <w:tcPr>
-            <w:tcW w:type="dxa" w:w="2070"/>
-            <w:vAlign w:val="center"/>
-          </w:tcPr>
-          <w:p/>
-        </w:tc>
-        <w:tc>
-          <w:tcPr>
-            <w:tcW w:type="dxa" w:w="2760"/>
-            <w:vAlign w:val="center"/>
-          </w:tcPr>
-          <w:p/>
-        </w:tc>
-        <w:tc>
-          <w:tcPr>
-            <w:tcW w:type="dxa" w:w="2760"/>
-            <w:vAlign w:val="center"/>
-          </w:tcPr>
-          <w:p/>
-        </w:tc>
-        <w:tc>
-          <w:tcPr>
-            <w:tcW w:type="dxa" w:w="2760"/>
-            <w:vAlign w:val="center"/>
-          </w:tcPr>
-          <w:p/>
-        </w:tc>
-      </w:tr>
-      <w:tr>
-        <w:trPr>
-          <w:trHeight w:val="465" w:hRule="atLeast"/>
-          <w:cantSplit/>
-        </w:trPr>
-        <w:tc>
-          <w:tcPr>
-            <w:tcW w:type="dxa" w:w="2070"/>
-            <w:vAlign w:val="center"/>
-          </w:tcPr>
-          <w:p/>
-        </w:tc>
-        <w:tc>
-          <w:tcPr>
-            <w:tcW w:type="dxa" w:w="2760"/>
-            <w:vAlign w:val="center"/>
-          </w:tcPr>
-          <w:p/>
-        </w:tc>
-        <w:tc>
-          <w:tcPr>
-            <w:tcW w:type="dxa" w:w="2760"/>
-            <w:vAlign w:val="center"/>
-          </w:tcPr>
-          <w:p/>
-        </w:tc>
-        <w:tc>
-          <w:tcPr>
-            <w:tcW w:type="dxa" w:w="2760"/>
+            <w:tcW w:type="dxa" w:w="4140"/>
             <w:vAlign w:val="center"/>
           </w:tcPr>
           <w:p/>
@@ -1069,28 +1035,76 @@
             <w:tcW w:type="dxa" w:w="2070"/>
             <w:vAlign w:val="center"/>
           </w:tcPr>
-          <w:p/>
+          <w:p>
+            <w:pPr>
+              <w:spacing w:before="0" w:after="0"/>
+              <w:jc w:val="left"/>
+            </w:pPr>
+            <w:r>
+              <w:rPr>
+                <w:color w:val="A9B0B8"/>
+                <w:sz w:val="16"/>
+              </w:rPr>
+              <w:t>예) 2022.03 ~ 2024.02</w:t>
+            </w:r>
+          </w:p>
         </w:tc>
         <w:tc>
           <w:tcPr>
             <w:tcW w:type="dxa" w:w="2760"/>
             <w:vAlign w:val="center"/>
           </w:tcPr>
-          <w:p/>
+          <w:p>
+            <w:pPr>
+              <w:spacing w:before="0" w:after="0"/>
+              <w:jc w:val="left"/>
+            </w:pPr>
+            <w:r>
+              <w:rPr>
+                <w:color w:val="A9B0B8"/>
+                <w:sz w:val="16"/>
+              </w:rPr>
+              <w:t>○○(주) / 직원 50명</w:t>
+            </w:r>
+          </w:p>
         </w:tc>
         <w:tc>
           <w:tcPr>
             <w:tcW w:type="dxa" w:w="2760"/>
             <w:vAlign w:val="center"/>
           </w:tcPr>
-          <w:p/>
+          <w:p>
+            <w:pPr>
+              <w:spacing w:before="0" w:after="0"/>
+              <w:jc w:val="left"/>
+            </w:pPr>
+            <w:r>
+              <w:rPr>
+                <w:color w:val="A9B0B8"/>
+                <w:sz w:val="16"/>
+              </w:rPr>
+              <w:t>사원</w:t>
+            </w:r>
+          </w:p>
         </w:tc>
         <w:tc>
           <w:tcPr>
             <w:tcW w:type="dxa" w:w="2760"/>
             <w:vAlign w:val="center"/>
           </w:tcPr>
-          <w:p/>
+          <w:p>
+            <w:pPr>
+              <w:spacing w:before="0" w:after="0"/>
+              <w:jc w:val="left"/>
+            </w:pPr>
+            <w:r>
+              <w:rPr>
+                <w:color w:val="A9B0B8"/>
+                <w:sz w:val="16"/>
+              </w:rPr>
+              <w:t>맡은 일 + 숫자 성과</w:t>
+            </w:r>
+          </w:p>
         </w:tc>
       </w:tr>
       <w:tr>
@@ -1241,7 +1255,7 @@
           <w:color w:val="5A6167"/>
           <w:sz w:val="17"/>
         </w:rPr>
-        <w:t>education</w:t>
+        <w:t>certificates</w:t>
       </w:r>
       <w:r>
         <w:rPr>
@@ -1250,7 +1264,7 @@
           <w:color w:val="34383D"/>
           <w:sz w:val="22"/>
         </w:rPr>
-        <w:t xml:space="preserve">   학 력</w:t>
+        <w:t xml:space="preserve">   자격 · 면허</w:t>
       </w:r>
     </w:p>
     <w:tbl>
@@ -1276,8 +1290,9 @@
       </w:tblPr>
       <w:tblGrid>
         <w:gridCol w:w="2070"/>
-        <w:gridCol w:w="4140"/>
-        <w:gridCol w:w="4140"/>
+        <w:gridCol w:w="2760"/>
+        <w:gridCol w:w="2760"/>
+        <w:gridCol w:w="2760"/>
       </w:tblGrid>
       <w:tr>
         <w:trPr>
@@ -1301,13 +1316,13 @@
                 <w:color w:val="34383D"/>
                 <w:sz w:val="19"/>
               </w:rPr>
-              <w:t>기 간</w:t>
+              <w:t>취득일</w:t>
             </w:r>
           </w:p>
         </w:tc>
         <w:tc>
           <w:tcPr>
-            <w:tcW w:type="dxa" w:w="4140"/>
+            <w:tcW w:type="dxa" w:w="2760"/>
             <w:shd w:val="clear" w:color="auto" w:fill="F3F4F4"/>
             <w:vAlign w:val="center"/>
           </w:tcPr>
@@ -1322,13 +1337,13 @@
                 <w:color w:val="34383D"/>
                 <w:sz w:val="19"/>
               </w:rPr>
-              <w:t>학교명</w:t>
+              <w:t>자격명</w:t>
             </w:r>
           </w:p>
         </w:tc>
         <w:tc>
           <w:tcPr>
-            <w:tcW w:type="dxa" w:w="4140"/>
+            <w:tcW w:type="dxa" w:w="2760"/>
             <w:shd w:val="clear" w:color="auto" w:fill="F3F4F4"/>
             <w:vAlign w:val="center"/>
           </w:tcPr>
@@ -1343,7 +1358,28 @@
                 <w:color w:val="34383D"/>
                 <w:sz w:val="19"/>
               </w:rPr>
-              <w:t>전공 / 학점</w:t>
+              <w:t>발급 기관</w:t>
+            </w:r>
+          </w:p>
+        </w:tc>
+        <w:tc>
+          <w:tcPr>
+            <w:tcW w:type="dxa" w:w="2760"/>
+            <w:shd w:val="clear" w:color="auto" w:fill="F3F4F4"/>
+            <w:vAlign w:val="center"/>
+          </w:tcPr>
+          <w:p>
+            <w:pPr>
+              <w:spacing w:before="0" w:after="0"/>
+              <w:jc w:val="center"/>
+            </w:pPr>
+            <w:r>
+              <w:rPr>
+                <w:b/>
+                <w:color w:val="34383D"/>
+                <w:sz w:val="19"/>
+              </w:rPr>
+              <w:t>급 수 · 점수</w:t>
             </w:r>
           </w:p>
         </w:tc>
@@ -1358,18 +1394,61 @@
             <w:tcW w:type="dxa" w:w="2070"/>
             <w:vAlign w:val="center"/>
           </w:tcPr>
-          <w:p/>
+          <w:p>
+            <w:pPr>
+              <w:spacing w:before="0" w:after="0"/>
+              <w:jc w:val="left"/>
+            </w:pPr>
+            <w:r>
+              <w:rPr>
+                <w:color w:val="A9B0B8"/>
+                <w:sz w:val="16"/>
+              </w:rPr>
+              <w:t>예) 2023.05.</w:t>
+            </w:r>
+          </w:p>
         </w:tc>
         <w:tc>
           <w:tcPr>
-            <w:tcW w:type="dxa" w:w="4140"/>
+            <w:tcW w:type="dxa" w:w="2760"/>
             <w:vAlign w:val="center"/>
           </w:tcPr>
-          <w:p/>
+          <w:p>
+            <w:pPr>
+              <w:spacing w:before="0" w:after="0"/>
+              <w:jc w:val="left"/>
+            </w:pPr>
+            <w:r>
+              <w:rPr>
+                <w:color w:val="A9B0B8"/>
+                <w:sz w:val="16"/>
+              </w:rPr>
+              <w:t>○○ 자격증</w:t>
+            </w:r>
+          </w:p>
         </w:tc>
         <w:tc>
           <w:tcPr>
-            <w:tcW w:type="dxa" w:w="4140"/>
+            <w:tcW w:type="dxa" w:w="2760"/>
+            <w:vAlign w:val="center"/>
+          </w:tcPr>
+          <w:p>
+            <w:pPr>
+              <w:spacing w:before="0" w:after="0"/>
+              <w:jc w:val="left"/>
+            </w:pPr>
+            <w:r>
+              <w:rPr>
+                <w:color w:val="A9B0B8"/>
+                <w:sz w:val="16"/>
+              </w:rPr>
+              <w:t>○○공단</w:t>
+            </w:r>
+          </w:p>
+        </w:tc>
+        <w:tc>
+          <w:tcPr>
+            <w:tcW w:type="dxa" w:w="2760"/>
             <w:vAlign w:val="center"/>
           </w:tcPr>
           <w:p/>
@@ -1389,14 +1468,55 @@
         </w:tc>
         <w:tc>
           <w:tcPr>
-            <w:tcW w:type="dxa" w:w="4140"/>
+            <w:tcW w:type="dxa" w:w="2760"/>
             <w:vAlign w:val="center"/>
           </w:tcPr>
           <w:p/>
         </w:tc>
         <w:tc>
           <w:tcPr>
-            <w:tcW w:type="dxa" w:w="4140"/>
+            <w:tcW w:type="dxa" w:w="2760"/>
+            <w:vAlign w:val="center"/>
+          </w:tcPr>
+          <w:p/>
+        </w:tc>
+        <w:tc>
+          <w:tcPr>
+            <w:tcW w:type="dxa" w:w="2760"/>
+            <w:vAlign w:val="center"/>
+          </w:tcPr>
+          <w:p/>
+        </w:tc>
+      </w:tr>
+      <w:tr>
+        <w:trPr>
+          <w:trHeight w:val="465" w:hRule="atLeast"/>
+          <w:cantSplit/>
+        </w:trPr>
+        <w:tc>
+          <w:tcPr>
+            <w:tcW w:type="dxa" w:w="2070"/>
+            <w:vAlign w:val="center"/>
+          </w:tcPr>
+          <w:p/>
+        </w:tc>
+        <w:tc>
+          <w:tcPr>
+            <w:tcW w:type="dxa" w:w="2760"/>
+            <w:vAlign w:val="center"/>
+          </w:tcPr>
+          <w:p/>
+        </w:tc>
+        <w:tc>
+          <w:tcPr>
+            <w:tcW w:type="dxa" w:w="2760"/>
+            <w:vAlign w:val="center"/>
+          </w:tcPr>
+          <w:p/>
+        </w:tc>
+        <w:tc>
+          <w:tcPr>
+            <w:tcW w:type="dxa" w:w="2760"/>
             <w:vAlign w:val="center"/>
           </w:tcPr>
           <w:p/>

--- a/public/fun/forms/이력서_회계·재무_10_JSONResume형.docx
+++ b/public/fun/forms/이력서_회계·재무_10_JSONResume형.docx
@@ -472,7 +472,7 @@
                 <w:color w:val="A9B0B8"/>
                 <w:sz w:val="16"/>
               </w:rPr>
-              <w:t>예) 2022.03 ~ 2024.02</w:t>
+              <w:t>예) ○○○○.○○ ~ ○○○○.○○</w:t>
             </w:r>
           </w:p>
         </w:tc>
@@ -491,7 +491,7 @@
                 <w:color w:val="A9B0B8"/>
                 <w:sz w:val="16"/>
               </w:rPr>
-              <w:t>○○대학교</w:t>
+              <w:t>학교명 입력</w:t>
             </w:r>
           </w:p>
         </w:tc>
@@ -1045,7 +1045,7 @@
                 <w:color w:val="A9B0B8"/>
                 <w:sz w:val="16"/>
               </w:rPr>
-              <w:t>예) 2022.03 ~ 2024.02</w:t>
+              <w:t>예) ○○○○.○○ ~ ○○○○.○○</w:t>
             </w:r>
           </w:p>
         </w:tc>
@@ -1404,7 +1404,7 @@
                 <w:color w:val="A9B0B8"/>
                 <w:sz w:val="16"/>
               </w:rPr>
-              <w:t>예) 2023.05.</w:t>
+              <w:t>예) ○○○○.○○.</w:t>
             </w:r>
           </w:p>
         </w:tc>
@@ -1933,7 +1933,7 @@
                 <w:color w:val="5A6167"/>
                 <w:sz w:val="19"/>
               </w:rPr>
-              <w:t>2021.04~현재 · ○○(주) 재무팀 · 월 결산 8일 → 5일, 전표 오류율 2.1% → 0.4%</w:t>
+              <w:t>기간 입력 · ○○(주) 재무팀 · 월 결산 8일 → 5일, 전표 오류율 2.1% → 0.4%</w:t>
             </w:r>
           </w:p>
         </w:tc>
